--- a/courseware/CSCU/Platform/Technical-Track/01-Glossary-Generator-App/Workshop-Glossary-Generator.docx
+++ b/courseware/CSCU/Platform/Technical-Track/01-Glossary-Generator-App/Workshop-Glossary-Generator.docx
@@ -44,7 +44,7 @@
         <w:t>App version:</w:t>
       </w:r>
       <w:r>
-        <w:t xml:space="preserve"> Glossary Generator 1.17.0</w:t>
+        <w:t xml:space="preserve"> Glossary Generator 1.17.1</w:t>
       </w:r>
     </w:p>
     <w:p>
@@ -7655,7 +7655,803 @@
         <w:t>Run Data Discovery on documents</w:t>
       </w:r>
       <w:r>
-        <w:t>. A folder cascades to the files inside it. Re-run Lab E to see each file's new PDC Data Quality next to the app's.</w:t>
+        <w:t>. Re-run Lab E to see each file's new PDC Data Quality next to the app's.</w:t>
+      </w:r>
+    </w:p>
+    <w:p>
+      <w:pPr>
+        <w:pStyle w:val="Heading3"/>
+      </w:pPr>
+      <w:r>
+        <w:t>Scope a folder, not a file — the cascade is the whole point</w:t>
+      </w:r>
+    </w:p>
+    <w:p>
+      <w:r>
+        <w:rPr>
+          <w:rFonts w:ascii="Consolas" w:hAnsi="Consolas"/>
+          <w:color w:val="B4254A"/>
+          <w:sz w:val="19"/>
+        </w:rPr>
+        <w:t>scope</w:t>
+      </w:r>
+      <w:r>
+        <w:t xml:space="preserve"> accepts any entity id, but </w:t>
+      </w:r>
+      <w:r>
+        <w:rPr>
+          <w:b/>
+        </w:rPr>
+        <w:t>what you send changes how much gets profiled</w:t>
+      </w:r>
+      <w:r>
+        <w:t>:</w:t>
+      </w:r>
+    </w:p>
+    <w:tbl>
+      <w:tblPr>
+        <w:tblStyle w:val="TableGrid"/>
+        <w:tblW w:type="auto" w:w="0"/>
+        <w:tblLayout w:type="autofit"/>
+        <w:tblLook w:firstColumn="1" w:firstRow="1" w:lastColumn="0" w:lastRow="0" w:noHBand="0" w:noVBand="1" w:val="04A0"/>
+      </w:tblPr>
+      <w:tblGrid>
+        <w:gridCol w:w="4824"/>
+        <w:gridCol w:w="4824"/>
+      </w:tblGrid>
+      <w:tr>
+        <w:tc>
+          <w:tcPr>
+            <w:tcW w:type="dxa" w:w="4824"/>
+            <w:shd w:val="clear" w:color="auto" w:fill="E6F4F1"/>
+          </w:tcPr>
+          <w:p>
+            <w:pPr>
+              <w:spacing w:after="40"/>
+            </w:pPr>
+            <w:r/>
+            <w:r>
+              <w:rPr>
+                <w:b/>
+                <w:sz w:val="19"/>
+              </w:rPr>
+              <w:t>You scope</w:t>
+            </w:r>
+          </w:p>
+        </w:tc>
+        <w:tc>
+          <w:tcPr>
+            <w:tcW w:type="dxa" w:w="4824"/>
+            <w:shd w:val="clear" w:color="auto" w:fill="E6F4F1"/>
+          </w:tcPr>
+          <w:p>
+            <w:pPr>
+              <w:spacing w:after="40"/>
+            </w:pPr>
+            <w:r/>
+            <w:r>
+              <w:rPr>
+                <w:b/>
+                <w:sz w:val="19"/>
+              </w:rPr>
+              <w:t>PDC profiles</w:t>
+            </w:r>
+          </w:p>
+        </w:tc>
+      </w:tr>
+      <w:tr>
+        <w:tc>
+          <w:tcPr>
+            <w:tcW w:type="dxa" w:w="4824"/>
+          </w:tcPr>
+          <w:p>
+            <w:pPr>
+              <w:spacing w:after="40"/>
+            </w:pPr>
+            <w:r/>
+            <w:r>
+              <w:rPr>
+                <w:sz w:val="19"/>
+              </w:rPr>
+              <w:t xml:space="preserve">A </w:t>
+            </w:r>
+            <w:r>
+              <w:rPr>
+                <w:b/>
+                <w:sz w:val="19"/>
+              </w:rPr>
+              <w:t>FOLDER</w:t>
+            </w:r>
+            <w:r>
+              <w:rPr>
+                <w:sz w:val="19"/>
+              </w:rPr>
+              <w:t xml:space="preserve"> entity</w:t>
+            </w:r>
+          </w:p>
+        </w:tc>
+        <w:tc>
+          <w:tcPr>
+            <w:tcW w:type="dxa" w:w="4824"/>
+          </w:tcPr>
+          <w:p>
+            <w:pPr>
+              <w:spacing w:after="40"/>
+            </w:pPr>
+            <w:r/>
+            <w:r>
+              <w:rPr>
+                <w:sz w:val="19"/>
+              </w:rPr>
+              <w:t xml:space="preserve">that folder </w:t>
+            </w:r>
+            <w:r>
+              <w:rPr>
+                <w:b/>
+                <w:sz w:val="19"/>
+              </w:rPr>
+              <w:t>and every file inside it</w:t>
+            </w:r>
+            <w:r>
+              <w:rPr>
+                <w:sz w:val="19"/>
+              </w:rPr>
+              <w:t xml:space="preserve"> — it cascades</w:t>
+            </w:r>
+          </w:p>
+        </w:tc>
+      </w:tr>
+      <w:tr>
+        <w:tc>
+          <w:tcPr>
+            <w:tcW w:type="dxa" w:w="4824"/>
+          </w:tcPr>
+          <w:p>
+            <w:pPr>
+              <w:spacing w:after="40"/>
+            </w:pPr>
+            <w:r/>
+            <w:r>
+              <w:rPr>
+                <w:sz w:val="19"/>
+              </w:rPr>
+              <w:t xml:space="preserve">A </w:t>
+            </w:r>
+            <w:r>
+              <w:rPr>
+                <w:b/>
+                <w:sz w:val="19"/>
+              </w:rPr>
+              <w:t>FILE</w:t>
+            </w:r>
+            <w:r>
+              <w:rPr>
+                <w:sz w:val="19"/>
+              </w:rPr>
+              <w:t xml:space="preserve"> entity</w:t>
+            </w:r>
+          </w:p>
+        </w:tc>
+        <w:tc>
+          <w:tcPr>
+            <w:tcW w:type="dxa" w:w="4824"/>
+          </w:tcPr>
+          <w:p>
+            <w:pPr>
+              <w:spacing w:after="40"/>
+            </w:pPr>
+            <w:r/>
+            <w:r>
+              <w:rPr>
+                <w:sz w:val="19"/>
+              </w:rPr>
+              <w:t>that one file, and nothing else</w:t>
+            </w:r>
+          </w:p>
+        </w:tc>
+      </w:tr>
+    </w:tbl>
+    <w:p>
+      <w:pPr>
+        <w:spacing w:after="40"/>
+      </w:pPr>
+    </w:p>
+    <w:p>
+      <w:r>
+        <w:t xml:space="preserve">This matters more than it looks, because a Data-Elements payload carries </w:t>
+      </w:r>
+      <w:r>
+        <w:rPr>
+          <w:b/>
+        </w:rPr>
+        <w:t>one representative file per folder</w:t>
+      </w:r>
+      <w:r>
+        <w:t xml:space="preserve"> — the term's first </w:t>
+      </w:r>
+      <w:r>
+        <w:rPr>
+          <w:rFonts w:ascii="Consolas" w:hAnsi="Consolas"/>
+          <w:color w:val="B4254A"/>
+          <w:sz w:val="19"/>
+        </w:rPr>
+        <w:t>Source_Column</w:t>
+      </w:r>
+      <w:r>
+        <w:t xml:space="preserve">. Scope those file ids and you profile five documents out of sixteen. The job still returns </w:t>
+      </w:r>
+      <w:r>
+        <w:rPr>
+          <w:b/>
+        </w:rPr>
+        <w:t>SUCCESS</w:t>
+      </w:r>
+      <w:r>
+        <w:t>, because it did exactly what you asked.</w:t>
+      </w:r>
+    </w:p>
+    <w:p>
+      <w:r>
+        <w:t xml:space="preserve">The app resolves each unique </w:t>
+      </w:r>
+      <w:r>
+        <w:rPr>
+          <w:rFonts w:ascii="Consolas" w:hAnsi="Consolas"/>
+          <w:color w:val="B4254A"/>
+          <w:sz w:val="19"/>
+        </w:rPr>
+        <w:t>(bucket, folder)</w:t>
+      </w:r>
+      <w:r>
+        <w:t xml:space="preserve"> pair to its folder entity and scopes those, falling back to individual files only when a folder cannot be resolved. You can see which happened in the run message:</w:t>
+      </w:r>
+    </w:p>
+    <w:p>
+      <w:pPr>
+        <w:pStyle w:val="ListBullet"/>
+        <w:spacing w:after="60"/>
+      </w:pPr>
+      <w:r>
+        <w:rPr>
+          <w:rFonts w:ascii="Consolas" w:hAnsi="Consolas"/>
+          <w:color w:val="B4254A"/>
+          <w:sz w:val="19"/>
+        </w:rPr>
+        <w:t>awc-documents/compliance</w:t>
+      </w:r>
+      <w:r>
+        <w:t xml:space="preserve"> — </w:t>
+      </w:r>
+      <w:r>
+        <w:rPr>
+          <w:b/>
+        </w:rPr>
+        <w:t>slashed</w:t>
+      </w:r>
+      <w:r>
+        <w:t>: folder scope, cascading.</w:t>
+      </w:r>
+    </w:p>
+    <w:p>
+      <w:pPr>
+        <w:pStyle w:val="ListBullet"/>
+        <w:spacing w:after="60"/>
+      </w:pPr>
+      <w:r>
+        <w:rPr>
+          <w:rFonts w:ascii="Consolas" w:hAnsi="Consolas"/>
+          <w:color w:val="B4254A"/>
+          <w:sz w:val="19"/>
+        </w:rPr>
+        <w:t>awc-documents.compliance.epa_…pdf</w:t>
+      </w:r>
+      <w:r>
+        <w:t xml:space="preserve"> — </w:t>
+      </w:r>
+      <w:r>
+        <w:rPr>
+          <w:b/>
+        </w:rPr>
+        <w:t>dotted</w:t>
+      </w:r>
+      <w:r>
+        <w:t>: the file fallback. The app now</w:t>
+      </w:r>
+    </w:p>
+    <w:p>
+      <w:r>
+        <w:t>warns when this happens, because the siblings will not be profiled.</w:t>
+      </w:r>
+    </w:p>
+    <w:p>
+      <w:pPr>
+        <w:spacing w:before="120" w:after="160"/>
+        <w:ind w:left="216"/>
+        <w:shd w:val="clear" w:color="auto" w:fill="F0FDFA"/>
+        <w:pBdr>
+          <w:left w:val="single" w:sz="18" w:space="8" w:color="0F766E"/>
+        </w:pBdr>
+      </w:pPr>
+      <w:r>
+        <w:rPr>
+          <w:b/>
+          <w:sz w:val="20"/>
+        </w:rPr>
+        <w:t>The gotcha that caused this.</w:t>
+      </w:r>
+      <w:r>
+        <w:rPr>
+          <w:sz w:val="20"/>
+        </w:rPr>
+        <w:t xml:space="preserve"> PDC types an object store's folders </w:t>
+      </w:r>
+      <w:r>
+        <w:rPr>
+          <w:b/>
+          <w:sz w:val="20"/>
+        </w:rPr>
+        <w:t>`FOLDER`</w:t>
+      </w:r>
+      <w:r>
+        <w:rPr>
+          <w:sz w:val="20"/>
+        </w:rPr>
+        <w:t xml:space="preserve">, not </w:t>
+      </w:r>
+      <w:r>
+        <w:rPr>
+          <w:rFonts w:ascii="Consolas" w:hAnsi="Consolas"/>
+          <w:color w:val="B4254A"/>
+          <w:sz w:val="20"/>
+        </w:rPr>
+        <w:t>DIRECTORY</w:t>
+      </w:r>
+      <w:r>
+        <w:rPr>
+          <w:sz w:val="20"/>
+        </w:rPr>
+        <w:t xml:space="preserve"> — a live file scan reports </w:t>
+      </w:r>
+      <w:r>
+        <w:rPr>
+          <w:i/>
+          <w:sz w:val="20"/>
+        </w:rPr>
+        <w:t>"16 FILE + 5 FOLDER entities discovered"</w:t>
+      </w:r>
+      <w:r>
+        <w:rPr>
+          <w:sz w:val="20"/>
+        </w:rPr>
+        <w:t xml:space="preserve">. An entity filter that omits </w:t>
+      </w:r>
+      <w:r>
+        <w:rPr>
+          <w:rFonts w:ascii="Consolas" w:hAnsi="Consolas"/>
+          <w:color w:val="B4254A"/>
+          <w:sz w:val="20"/>
+        </w:rPr>
+        <w:t>FOLDER</w:t>
+      </w:r>
+      <w:r>
+        <w:rPr>
+          <w:sz w:val="20"/>
+        </w:rPr>
+        <w:t xml:space="preserve"> gets </w:t>
+      </w:r>
+      <w:r>
+        <w:rPr>
+          <w:b/>
+          <w:sz w:val="20"/>
+        </w:rPr>
+        <w:t>no folder hits at all</w:t>
+      </w:r>
+      <w:r>
+        <w:rPr>
+          <w:sz w:val="20"/>
+        </w:rPr>
+        <w:t xml:space="preserve">, because PDC filters them out server-side; the lookup then looks indistinguishable from </w:t>
+      </w:r>
+      <w:r>
+        <w:rPr>
+          <w:i/>
+          <w:sz w:val="20"/>
+        </w:rPr>
+        <w:t>"that folder isn't catalogued"</w:t>
+      </w:r>
+      <w:r>
+        <w:rPr>
+          <w:sz w:val="20"/>
+        </w:rPr>
+        <w:t xml:space="preserve">. Fixed in Glossary Generator </w:t>
+      </w:r>
+      <w:r>
+        <w:rPr>
+          <w:b/>
+          <w:sz w:val="20"/>
+        </w:rPr>
+        <w:t>1.17.1</w:t>
+      </w:r>
+      <w:r>
+        <w:rPr>
+          <w:sz w:val="20"/>
+        </w:rPr>
+        <w:t>. If you write your own client, put both type names in the filter.</w:t>
+      </w:r>
+    </w:p>
+    <w:p>
+      <w:pPr>
+        <w:pStyle w:val="Heading3"/>
+      </w:pPr>
+      <w:r>
+        <w:t>Reading the result — SKIPPED is not always a failure</w:t>
+      </w:r>
+    </w:p>
+    <w:p>
+      <w:r>
+        <w:t>Discovery does two different jobs, and only one of them applies to every file:</w:t>
+      </w:r>
+    </w:p>
+    <w:tbl>
+      <w:tblPr>
+        <w:tblStyle w:val="TableGrid"/>
+        <w:tblW w:type="auto" w:w="0"/>
+        <w:tblLayout w:type="autofit"/>
+        <w:tblLook w:firstColumn="1" w:firstRow="1" w:lastColumn="0" w:lastRow="0" w:noHBand="0" w:noVBand="1" w:val="04A0"/>
+      </w:tblPr>
+      <w:tblGrid>
+        <w:gridCol w:w="3216"/>
+        <w:gridCol w:w="3216"/>
+        <w:gridCol w:w="3216"/>
+      </w:tblGrid>
+      <w:tr>
+        <w:tc>
+          <w:tcPr>
+            <w:tcW w:type="dxa" w:w="3216"/>
+            <w:shd w:val="clear" w:color="auto" w:fill="E6F4F1"/>
+          </w:tcPr>
+          <w:p>
+            <w:pPr>
+              <w:spacing w:after="40"/>
+            </w:pPr>
+            <w:r/>
+            <w:r>
+              <w:rPr>
+                <w:b/>
+                <w:sz w:val="19"/>
+              </w:rPr>
+              <w:t>File type</w:t>
+            </w:r>
+          </w:p>
+        </w:tc>
+        <w:tc>
+          <w:tcPr>
+            <w:tcW w:type="dxa" w:w="3216"/>
+            <w:shd w:val="clear" w:color="auto" w:fill="E6F4F1"/>
+          </w:tcPr>
+          <w:p>
+            <w:pPr>
+              <w:spacing w:after="40"/>
+            </w:pPr>
+            <w:r/>
+            <w:r>
+              <w:rPr>
+                <w:b/>
+                <w:sz w:val="19"/>
+              </w:rPr>
+              <w:t>Properties &amp; checksum</w:t>
+            </w:r>
+          </w:p>
+        </w:tc>
+        <w:tc>
+          <w:tcPr>
+            <w:tcW w:type="dxa" w:w="3216"/>
+            <w:shd w:val="clear" w:color="auto" w:fill="E6F4F1"/>
+          </w:tcPr>
+          <w:p>
+            <w:pPr>
+              <w:spacing w:after="40"/>
+            </w:pPr>
+            <w:r/>
+            <w:r>
+              <w:rPr>
+                <w:b/>
+                <w:sz w:val="19"/>
+              </w:rPr>
+              <w:t>Profiled Status</w:t>
+            </w:r>
+          </w:p>
+        </w:tc>
+      </w:tr>
+      <w:tr>
+        <w:tc>
+          <w:tcPr>
+            <w:tcW w:type="dxa" w:w="3216"/>
+          </w:tcPr>
+          <w:p>
+            <w:pPr>
+              <w:spacing w:after="40"/>
+            </w:pPr>
+            <w:r/>
+            <w:r>
+              <w:rPr>
+                <w:rFonts w:ascii="Consolas" w:hAnsi="Consolas"/>
+                <w:color w:val="B4254A"/>
+                <w:sz w:val="19"/>
+              </w:rPr>
+              <w:t>.csv</w:t>
+            </w:r>
+            <w:r>
+              <w:rPr>
+                <w:sz w:val="19"/>
+              </w:rPr>
+              <w:t xml:space="preserve"> </w:t>
+            </w:r>
+            <w:r>
+              <w:rPr>
+                <w:rFonts w:ascii="Consolas" w:hAnsi="Consolas"/>
+                <w:color w:val="B4254A"/>
+                <w:sz w:val="19"/>
+              </w:rPr>
+              <w:t>.tsv</w:t>
+            </w:r>
+            <w:r>
+              <w:rPr>
+                <w:sz w:val="19"/>
+              </w:rPr>
+              <w:t xml:space="preserve"> </w:t>
+            </w:r>
+            <w:r>
+              <w:rPr>
+                <w:rFonts w:ascii="Consolas" w:hAnsi="Consolas"/>
+                <w:color w:val="B4254A"/>
+                <w:sz w:val="19"/>
+              </w:rPr>
+              <w:t>.json</w:t>
+            </w:r>
+            <w:r>
+              <w:rPr>
+                <w:sz w:val="19"/>
+              </w:rPr>
+              <w:t xml:space="preserve"> </w:t>
+            </w:r>
+            <w:r>
+              <w:rPr>
+                <w:rFonts w:ascii="Consolas" w:hAnsi="Consolas"/>
+                <w:color w:val="B4254A"/>
+                <w:sz w:val="19"/>
+              </w:rPr>
+              <w:t>.jsonl</w:t>
+            </w:r>
+            <w:r>
+              <w:rPr>
+                <w:sz w:val="19"/>
+              </w:rPr>
+              <w:t xml:space="preserve"> </w:t>
+            </w:r>
+            <w:r>
+              <w:rPr>
+                <w:rFonts w:ascii="Consolas" w:hAnsi="Consolas"/>
+                <w:color w:val="B4254A"/>
+                <w:sz w:val="19"/>
+              </w:rPr>
+              <w:t>.txt</w:t>
+            </w:r>
+          </w:p>
+        </w:tc>
+        <w:tc>
+          <w:tcPr>
+            <w:tcW w:type="dxa" w:w="3216"/>
+          </w:tcPr>
+          <w:p>
+            <w:pPr>
+              <w:spacing w:after="40"/>
+            </w:pPr>
+            <w:r/>
+            <w:r>
+              <w:rPr>
+                <w:sz w:val="19"/>
+              </w:rPr>
+              <w:t>yes</w:t>
+            </w:r>
+          </w:p>
+        </w:tc>
+        <w:tc>
+          <w:tcPr>
+            <w:tcW w:type="dxa" w:w="3216"/>
+          </w:tcPr>
+          <w:p>
+            <w:pPr>
+              <w:spacing w:after="40"/>
+            </w:pPr>
+            <w:r/>
+            <w:r>
+              <w:rPr>
+                <w:b/>
+                <w:sz w:val="19"/>
+              </w:rPr>
+              <w:t>COMPLETED</w:t>
+            </w:r>
+            <w:r>
+              <w:rPr>
+                <w:sz w:val="19"/>
+              </w:rPr>
+              <w:t xml:space="preserve"> — columns with row counts, cardinality, uniqueness, density, lengths</w:t>
+            </w:r>
+          </w:p>
+        </w:tc>
+      </w:tr>
+      <w:tr>
+        <w:tc>
+          <w:tcPr>
+            <w:tcW w:type="dxa" w:w="3216"/>
+          </w:tcPr>
+          <w:p>
+            <w:pPr>
+              <w:spacing w:after="40"/>
+            </w:pPr>
+            <w:r/>
+            <w:r>
+              <w:rPr>
+                <w:rFonts w:ascii="Consolas" w:hAnsi="Consolas"/>
+                <w:color w:val="B4254A"/>
+                <w:sz w:val="19"/>
+              </w:rPr>
+              <w:t>.pdf</w:t>
+            </w:r>
+            <w:r>
+              <w:rPr>
+                <w:sz w:val="19"/>
+              </w:rPr>
+              <w:t xml:space="preserve"> </w:t>
+            </w:r>
+            <w:r>
+              <w:rPr>
+                <w:rFonts w:ascii="Consolas" w:hAnsi="Consolas"/>
+                <w:color w:val="B4254A"/>
+                <w:sz w:val="19"/>
+              </w:rPr>
+              <w:t>.docx</w:t>
+            </w:r>
+          </w:p>
+        </w:tc>
+        <w:tc>
+          <w:tcPr>
+            <w:tcW w:type="dxa" w:w="3216"/>
+          </w:tcPr>
+          <w:p>
+            <w:pPr>
+              <w:spacing w:after="40"/>
+            </w:pPr>
+            <w:r/>
+            <w:r>
+              <w:rPr>
+                <w:sz w:val="19"/>
+              </w:rPr>
+              <w:t>yes — pages, author, title, producer</w:t>
+            </w:r>
+          </w:p>
+        </w:tc>
+        <w:tc>
+          <w:tcPr>
+            <w:tcW w:type="dxa" w:w="3216"/>
+          </w:tcPr>
+          <w:p>
+            <w:pPr>
+              <w:spacing w:after="40"/>
+            </w:pPr>
+            <w:r/>
+            <w:r>
+              <w:rPr>
+                <w:b/>
+                <w:sz w:val="19"/>
+              </w:rPr>
+              <w:t>SKIPPED</w:t>
+            </w:r>
+            <w:r>
+              <w:rPr>
+                <w:sz w:val="19"/>
+              </w:rPr>
+              <w:t>, permanently</w:t>
+            </w:r>
+          </w:p>
+        </w:tc>
+      </w:tr>
+    </w:tbl>
+    <w:p>
+      <w:pPr>
+        <w:spacing w:after="40"/>
+      </w:pPr>
+    </w:p>
+    <w:p>
+      <w:r>
+        <w:t xml:space="preserve">A PDF has no rows or columns to sample, so profiling it is meaningless and PDC skips it by design. It still gains its document properties and a checksum, and it still carries its business term, sensitivity and rating. </w:t>
+      </w:r>
+      <w:r>
+        <w:rPr>
+          <w:b/>
+        </w:rPr>
+        <w:t>`SKIPPED` on a PDF is the correct outcome, not a broken run</w:t>
+      </w:r>
+      <w:r>
+        <w:t xml:space="preserve"> — and neither the app nor PDC can ever produce a Data Quality score for one.</w:t>
+      </w:r>
+    </w:p>
+    <w:p>
+      <w:pPr>
+        <w:spacing w:before="120" w:after="160"/>
+        <w:ind w:left="216"/>
+        <w:shd w:val="clear" w:color="auto" w:fill="F0FDFA"/>
+        <w:pBdr>
+          <w:left w:val="single" w:sz="18" w:space="8" w:color="0F766E"/>
+        </w:pBdr>
+      </w:pPr>
+      <w:r>
+        <w:rPr>
+          <w:b/>
+          <w:sz w:val="20"/>
+        </w:rPr>
+        <w:t>Verify the cascade properly.</w:t>
+      </w:r>
+      <w:r>
+        <w:rPr>
+          <w:sz w:val="20"/>
+        </w:rPr>
+        <w:t xml:space="preserve"> Check a file that was </w:t>
+      </w:r>
+      <w:r>
+        <w:rPr>
+          <w:b/>
+          <w:sz w:val="20"/>
+        </w:rPr>
+        <w:t>not</w:t>
+      </w:r>
+      <w:r>
+        <w:rPr>
+          <w:sz w:val="20"/>
+        </w:rPr>
+        <w:t xml:space="preserve"> the representative — e.g. </w:t>
+      </w:r>
+      <w:r>
+        <w:rPr>
+          <w:rFonts w:ascii="Consolas" w:hAnsi="Consolas"/>
+          <w:color w:val="B4254A"/>
+          <w:sz w:val="20"/>
+        </w:rPr>
+        <w:t>gis/pipe_network*.csv</w:t>
+      </w:r>
+      <w:r>
+        <w:rPr>
+          <w:sz w:val="20"/>
+        </w:rPr>
+        <w:t xml:space="preserve"> when only </w:t>
+      </w:r>
+      <w:r>
+        <w:rPr>
+          <w:rFonts w:ascii="Consolas" w:hAnsi="Consolas"/>
+          <w:color w:val="B4254A"/>
+          <w:sz w:val="20"/>
+        </w:rPr>
+        <w:t>asset_inventory.csv</w:t>
+      </w:r>
+      <w:r>
+        <w:rPr>
+          <w:sz w:val="20"/>
+        </w:rPr>
+        <w:t xml:space="preserve"> was scoped. If it comes back with columns and a </w:t>
+      </w:r>
+      <w:r>
+        <w:rPr>
+          <w:i/>
+          <w:sz w:val="20"/>
+        </w:rPr>
+        <w:t>Last Successful Profiled Date</w:t>
+      </w:r>
+      <w:r>
+        <w:rPr>
+          <w:sz w:val="20"/>
+        </w:rPr>
+        <w:t>, the cascade reached it. Checking the representative only proves the scope, not the cascade; checking a PDF proves neither, since it can never profile.</w:t>
       </w:r>
     </w:p>
     <w:p>

--- a/courseware/CSCU/Platform/Technical-Track/01-Glossary-Generator-App/Workshop-Glossary-Generator.docx
+++ b/courseware/CSCU/Platform/Technical-Track/01-Glossary-Generator-App/Workshop-Glossary-Generator.docx
@@ -44,7 +44,7 @@
         <w:t>App version:</w:t>
       </w:r>
       <w:r>
-        <w:t xml:space="preserve"> Glossary Generator 1.17.1</w:t>
+        <w:t xml:space="preserve"> Glossary Generator 1.21.0</w:t>
       </w:r>
     </w:p>
     <w:p>
@@ -8704,6 +8704,348 @@
       </w:r>
       <w:r>
         <w:t xml:space="preserve"> Every column PDC already governs is flagged in the grid with its current sensitivity, trust score and linked terms. The generator suggests but never silently overwrites a steward's work — the same merge discipline Apply uses, surfaced earlier in the pipeline.</w:t>
+      </w:r>
+    </w:p>
+    <w:p>
+      <w:pPr>
+        <w:pStyle w:val="Heading3"/>
+      </w:pPr>
+      <w:r>
+        <w:t>Harvest replaces an empty grid and merges into a loaded one</w:t>
+      </w:r>
+    </w:p>
+    <w:p>
+      <w:r>
+        <w:t>The order you do things in decides what you end up with:</w:t>
+      </w:r>
+    </w:p>
+    <w:tbl>
+      <w:tblPr>
+        <w:tblStyle w:val="TableGrid"/>
+        <w:tblW w:type="auto" w:w="0"/>
+        <w:tblLayout w:type="autofit"/>
+        <w:tblLook w:firstColumn="1" w:firstRow="1" w:lastColumn="0" w:lastRow="0" w:noHBand="0" w:noVBand="1" w:val="04A0"/>
+      </w:tblPr>
+      <w:tblGrid>
+        <w:gridCol w:w="4824"/>
+        <w:gridCol w:w="4824"/>
+      </w:tblGrid>
+      <w:tr>
+        <w:tc>
+          <w:tcPr>
+            <w:tcW w:type="dxa" w:w="4824"/>
+            <w:shd w:val="clear" w:color="auto" w:fill="E6F4F1"/>
+          </w:tcPr>
+          <w:p>
+            <w:pPr>
+              <w:spacing w:after="40"/>
+            </w:pPr>
+            <w:r/>
+            <w:r>
+              <w:rPr>
+                <w:b/>
+                <w:sz w:val="19"/>
+              </w:rPr>
+              <w:t>Grid before</w:t>
+            </w:r>
+          </w:p>
+        </w:tc>
+        <w:tc>
+          <w:tcPr>
+            <w:tcW w:type="dxa" w:w="4824"/>
+            <w:shd w:val="clear" w:color="auto" w:fill="E6F4F1"/>
+          </w:tcPr>
+          <w:p>
+            <w:pPr>
+              <w:spacing w:after="40"/>
+            </w:pPr>
+            <w:r/>
+            <w:r>
+              <w:rPr>
+                <w:b/>
+                <w:sz w:val="19"/>
+              </w:rPr>
+              <w:t>Harvest</w:t>
+            </w:r>
+            <w:r>
+              <w:rPr>
+                <w:sz w:val="19"/>
+              </w:rPr>
+              <w:t xml:space="preserve"> does</w:t>
+            </w:r>
+          </w:p>
+        </w:tc>
+      </w:tr>
+      <w:tr>
+        <w:tc>
+          <w:tcPr>
+            <w:tcW w:type="dxa" w:w="4824"/>
+          </w:tcPr>
+          <w:p>
+            <w:pPr>
+              <w:spacing w:after="40"/>
+            </w:pPr>
+            <w:r/>
+            <w:r>
+              <w:rPr>
+                <w:sz w:val="19"/>
+              </w:rPr>
+              <w:t>empty</w:t>
+            </w:r>
+          </w:p>
+        </w:tc>
+        <w:tc>
+          <w:tcPr>
+            <w:tcW w:type="dxa" w:w="4824"/>
+          </w:tcPr>
+          <w:p>
+            <w:pPr>
+              <w:spacing w:after="40"/>
+            </w:pPr>
+            <w:r/>
+            <w:r>
+              <w:rPr>
+                <w:sz w:val="19"/>
+              </w:rPr>
+              <w:t xml:space="preserve">starts a fresh </w:t>
+            </w:r>
+            <w:r>
+              <w:rPr>
+                <w:b/>
+                <w:sz w:val="19"/>
+              </w:rPr>
+              <w:t>unnamed</w:t>
+            </w:r>
+            <w:r>
+              <w:rPr>
+                <w:sz w:val="19"/>
+              </w:rPr>
+              <w:t xml:space="preserve"> workspace — nothing autosaves until you name it, so a saved glossary cannot be damaged</w:t>
+            </w:r>
+          </w:p>
+        </w:tc>
+      </w:tr>
+      <w:tr>
+        <w:tc>
+          <w:tcPr>
+            <w:tcW w:type="dxa" w:w="4824"/>
+          </w:tcPr>
+          <w:p>
+            <w:pPr>
+              <w:spacing w:after="40"/>
+            </w:pPr>
+            <w:r/>
+            <w:r>
+              <w:rPr>
+                <w:sz w:val="19"/>
+              </w:rPr>
+              <w:t>a glossary loaded</w:t>
+            </w:r>
+          </w:p>
+        </w:tc>
+        <w:tc>
+          <w:tcPr>
+            <w:tcW w:type="dxa" w:w="4824"/>
+          </w:tcPr>
+          <w:p>
+            <w:pPr>
+              <w:spacing w:after="40"/>
+            </w:pPr>
+            <w:r/>
+            <w:r>
+              <w:rPr>
+                <w:b/>
+                <w:sz w:val="19"/>
+              </w:rPr>
+              <w:t>merges</w:t>
+            </w:r>
+            <w:r>
+              <w:rPr>
+                <w:sz w:val="19"/>
+              </w:rPr>
+              <w:t xml:space="preserve"> — new terms append, existing ones absorb the harvested source and evidence</w:t>
+            </w:r>
+          </w:p>
+        </w:tc>
+      </w:tr>
+    </w:tbl>
+    <w:p>
+      <w:pPr>
+        <w:spacing w:after="40"/>
+      </w:pPr>
+    </w:p>
+    <w:p>
+      <w:r>
+        <w:t xml:space="preserve">So to add harvested terms to an existing glossary: </w:t>
+      </w:r>
+      <w:r>
+        <w:rPr>
+          <w:b/>
+        </w:rPr>
+        <w:t>load the glossary first</w:t>
+      </w:r>
+      <w:r>
+        <w:t xml:space="preserve"> (Home → the saved row), </w:t>
+      </w:r>
+      <w:r>
+        <w:rPr>
+          <w:i/>
+        </w:rPr>
+        <w:t>then</w:t>
+      </w:r>
+      <w:r>
+        <w:t xml:space="preserve"> Harvest. Do it the other way round and you are looking at the harvest on its own, with your glossary still safe on disk but not in the grid.</w:t>
+      </w:r>
+    </w:p>
+    <w:p>
+      <w:pPr>
+        <w:spacing w:before="120" w:after="160"/>
+        <w:ind w:left="216"/>
+        <w:shd w:val="clear" w:color="auto" w:fill="F0FDFA"/>
+        <w:pBdr>
+          <w:left w:val="single" w:sz="18" w:space="8" w:color="0F766E"/>
+        </w:pBdr>
+      </w:pPr>
+      <w:r>
+        <w:rPr>
+          <w:b/>
+          <w:sz w:val="20"/>
+        </w:rPr>
+        <w:t>Harvest is not *Add to glossary*.</w:t>
+      </w:r>
+      <w:r>
+        <w:rPr>
+          <w:sz w:val="20"/>
+        </w:rPr>
+        <w:t xml:space="preserve"> The button on a Connect row runs the app's </w:t>
+      </w:r>
+      <w:r>
+        <w:rPr>
+          <w:b/>
+          <w:sz w:val="20"/>
+        </w:rPr>
+        <w:t>own scan</w:t>
+      </w:r>
+      <w:r>
+        <w:rPr>
+          <w:sz w:val="20"/>
+        </w:rPr>
+        <w:t xml:space="preserve"> of that source; Harvest reads </w:t>
+      </w:r>
+      <w:r>
+        <w:rPr>
+          <w:b/>
+          <w:sz w:val="20"/>
+        </w:rPr>
+        <w:t>PDC's catalog</w:t>
+      </w:r>
+      <w:r>
+        <w:rPr>
+          <w:sz w:val="20"/>
+        </w:rPr>
+        <w:t xml:space="preserve">. On an object store they return different things: </w:t>
+      </w:r>
+      <w:r>
+        <w:rPr>
+          <w:i/>
+          <w:sz w:val="20"/>
+        </w:rPr>
+        <w:t>Add to glossary</w:t>
+      </w:r>
+      <w:r>
+        <w:rPr>
+          <w:sz w:val="20"/>
+        </w:rPr>
+        <w:t xml:space="preserve"> gives one term per file, while Harvest — once Data Discovery has profiled those files — gives a term per </w:t>
+      </w:r>
+      <w:r>
+        <w:rPr>
+          <w:b/>
+          <w:sz w:val="20"/>
+        </w:rPr>
+        <w:t>column inside</w:t>
+      </w:r>
+      <w:r>
+        <w:rPr>
+          <w:sz w:val="20"/>
+        </w:rPr>
+        <w:t xml:space="preserve"> them. On the AWC estate that is 5 terms versus 47.</w:t>
+      </w:r>
+    </w:p>
+    <w:p>
+      <w:pPr>
+        <w:spacing w:before="120" w:after="160"/>
+        <w:ind w:left="216"/>
+        <w:shd w:val="clear" w:color="auto" w:fill="F0FDFA"/>
+        <w:pBdr>
+          <w:left w:val="single" w:sz="18" w:space="8" w:color="0F766E"/>
+        </w:pBdr>
+      </w:pPr>
+      <w:r>
+        <w:rPr>
+          <w:b/>
+          <w:sz w:val="20"/>
+        </w:rPr>
+        <w:t>Same concept, two categories = two rows.</w:t>
+      </w:r>
+      <w:r>
+        <w:rPr>
+          <w:sz w:val="20"/>
+        </w:rPr>
+        <w:t xml:space="preserve"> Rows key on </w:t>
+      </w:r>
+      <w:r>
+        <w:rPr>
+          <w:b/>
+          <w:sz w:val="20"/>
+        </w:rPr>
+        <w:t>Category + Term</w:t>
+      </w:r>
+      <w:r>
+        <w:rPr>
+          <w:sz w:val="20"/>
+        </w:rPr>
+        <w:t xml:space="preserve">, so a </w:t>
+      </w:r>
+      <w:r>
+        <w:rPr>
+          <w:rFonts w:ascii="Consolas" w:hAnsi="Consolas"/>
+          <w:color w:val="B4254A"/>
+          <w:sz w:val="20"/>
+        </w:rPr>
+        <w:t>Turbidity Ntu</w:t>
+      </w:r>
+      <w:r>
+        <w:rPr>
+          <w:sz w:val="20"/>
+        </w:rPr>
+        <w:t xml:space="preserve"> already filed under </w:t>
+      </w:r>
+      <w:r>
+        <w:rPr>
+          <w:i/>
+          <w:sz w:val="20"/>
+        </w:rPr>
+        <w:t>Water Quality</w:t>
+      </w:r>
+      <w:r>
+        <w:rPr>
+          <w:sz w:val="20"/>
+        </w:rPr>
+        <w:t xml:space="preserve"> and a harvested one categorised </w:t>
+      </w:r>
+      <w:r>
+        <w:rPr>
+          <w:i/>
+          <w:sz w:val="20"/>
+        </w:rPr>
+        <w:t>Water System</w:t>
+      </w:r>
+      <w:r>
+        <w:rPr>
+          <w:sz w:val="20"/>
+        </w:rPr>
+        <w:t xml:space="preserve"> will not merge — they append. The duplicate resolver on Review flags them, but the real fix is upstream: correct the category mapping in the domain pack so both land in the same place.</w:t>
       </w:r>
     </w:p>
     <w:p>

--- a/courseware/CSCU/Platform/Technical-Track/01-Glossary-Generator-App/Workshop-Glossary-Generator.docx
+++ b/courseware/CSCU/Platform/Technical-Track/01-Glossary-Generator-App/Workshop-Glossary-Generator.docx
@@ -44,7 +44,7 @@
         <w:t>App version:</w:t>
       </w:r>
       <w:r>
-        <w:t xml:space="preserve"> Glossary Generator 1.21.0</w:t>
+        <w:t xml:space="preserve"> Glossary Generator 1.24.0</w:t>
       </w:r>
     </w:p>
     <w:p>
@@ -3822,6 +3822,979 @@
           <w:sz w:val="20"/>
         </w:rPr>
         <w:t xml:space="preserve"> disambiguation), and real definitions make the remaining same-name calls easy.</w:t>
+      </w:r>
+    </w:p>
+    <w:p>
+      <w:pPr>
+        <w:pStyle w:val="Heading3"/>
+      </w:pPr>
+      <w:r>
+        <w:t>What counts as evidence that two terms are one concept</w:t>
+      </w:r>
+    </w:p>
+    <w:p>
+      <w:r>
+        <w:t>The advisor ranks its evidence strongest-first, and the ordering is the teaching point — because two of these signals are only sound in one direction:</w:t>
+      </w:r>
+    </w:p>
+    <w:tbl>
+      <w:tblPr>
+        <w:tblStyle w:val="TableGrid"/>
+        <w:tblW w:type="auto" w:w="0"/>
+        <w:tblLayout w:type="autofit"/>
+        <w:tblLook w:firstColumn="1" w:firstRow="1" w:lastColumn="0" w:lastRow="0" w:noHBand="0" w:noVBand="1" w:val="04A0"/>
+      </w:tblPr>
+      <w:tblGrid>
+        <w:gridCol w:w="3216"/>
+        <w:gridCol w:w="3216"/>
+        <w:gridCol w:w="3216"/>
+      </w:tblGrid>
+      <w:tr>
+        <w:tc>
+          <w:tcPr>
+            <w:tcW w:type="dxa" w:w="3216"/>
+            <w:shd w:val="clear" w:color="auto" w:fill="E6F4F1"/>
+          </w:tcPr>
+          <w:p>
+            <w:pPr>
+              <w:spacing w:after="40"/>
+            </w:pPr>
+            <w:r/>
+            <w:r>
+              <w:rPr>
+                <w:b/>
+                <w:sz w:val="19"/>
+              </w:rPr>
+              <w:t>Evidence</w:t>
+            </w:r>
+          </w:p>
+        </w:tc>
+        <w:tc>
+          <w:tcPr>
+            <w:tcW w:type="dxa" w:w="3216"/>
+            <w:shd w:val="clear" w:color="auto" w:fill="E6F4F1"/>
+          </w:tcPr>
+          <w:p>
+            <w:pPr>
+              <w:spacing w:after="40"/>
+            </w:pPr>
+            <w:r/>
+            <w:r>
+              <w:rPr>
+                <w:b/>
+                <w:sz w:val="19"/>
+              </w:rPr>
+              <w:t>Verdict</w:t>
+            </w:r>
+          </w:p>
+        </w:tc>
+        <w:tc>
+          <w:tcPr>
+            <w:tcW w:type="dxa" w:w="3216"/>
+            <w:shd w:val="clear" w:color="auto" w:fill="E6F4F1"/>
+          </w:tcPr>
+          <w:p>
+            <w:pPr>
+              <w:spacing w:after="40"/>
+            </w:pPr>
+            <w:r/>
+            <w:r>
+              <w:rPr>
+                <w:b/>
+                <w:sz w:val="19"/>
+              </w:rPr>
+              <w:t>Sound because</w:t>
+            </w:r>
+          </w:p>
+        </w:tc>
+      </w:tr>
+      <w:tr>
+        <w:tc>
+          <w:tcPr>
+            <w:tcW w:type="dxa" w:w="3216"/>
+          </w:tcPr>
+          <w:p>
+            <w:pPr>
+              <w:spacing w:after="40"/>
+            </w:pPr>
+            <w:r/>
+            <w:r>
+              <w:rPr>
+                <w:sz w:val="19"/>
+              </w:rPr>
+              <w:t xml:space="preserve">A </w:t>
+            </w:r>
+            <w:r>
+              <w:rPr>
+                <w:b/>
+                <w:sz w:val="19"/>
+              </w:rPr>
+              <w:t>foreign key</w:t>
+            </w:r>
+            <w:r>
+              <w:rPr>
+                <w:sz w:val="19"/>
+              </w:rPr>
+              <w:t xml:space="preserve"> links the columns</w:t>
+            </w:r>
+          </w:p>
+        </w:tc>
+        <w:tc>
+          <w:tcPr>
+            <w:tcW w:type="dxa" w:w="3216"/>
+          </w:tcPr>
+          <w:p>
+            <w:pPr>
+              <w:spacing w:after="40"/>
+            </w:pPr>
+            <w:r/>
+            <w:r>
+              <w:rPr>
+                <w:rFonts w:ascii="Consolas" w:hAnsi="Consolas"/>
+                <w:color w:val="B4254A"/>
+                <w:sz w:val="19"/>
+              </w:rPr>
+              <w:t>same</w:t>
+            </w:r>
+          </w:p>
+        </w:tc>
+        <w:tc>
+          <w:tcPr>
+            <w:tcW w:type="dxa" w:w="3216"/>
+          </w:tcPr>
+          <w:p>
+            <w:pPr>
+              <w:spacing w:after="40"/>
+            </w:pPr>
+            <w:r/>
+            <w:r>
+              <w:rPr>
+                <w:sz w:val="19"/>
+              </w:rPr>
+              <w:t>one references the other; the same concept by construction</w:t>
+            </w:r>
+          </w:p>
+        </w:tc>
+      </w:tr>
+      <w:tr>
+        <w:tc>
+          <w:tcPr>
+            <w:tcW w:type="dxa" w:w="3216"/>
+          </w:tcPr>
+          <w:p>
+            <w:pPr>
+              <w:spacing w:after="40"/>
+            </w:pPr>
+            <w:r/>
+            <w:r>
+              <w:rPr>
+                <w:sz w:val="19"/>
+              </w:rPr>
+              <w:t xml:space="preserve">Overlapping </w:t>
+            </w:r>
+            <w:r>
+              <w:rPr>
+                <w:b/>
+                <w:sz w:val="19"/>
+              </w:rPr>
+              <w:t>coded</w:t>
+            </w:r>
+            <w:r>
+              <w:rPr>
+                <w:sz w:val="19"/>
+              </w:rPr>
+              <w:t xml:space="preserve"> value sets (</w:t>
+            </w:r>
+            <w:r>
+              <w:rPr>
+                <w:rFonts w:ascii="Consolas" w:hAnsi="Consolas"/>
+                <w:color w:val="B4254A"/>
+                <w:sz w:val="19"/>
+              </w:rPr>
+              <w:t>{OPEN, CLOSED}</w:t>
+            </w:r>
+            <w:r>
+              <w:rPr>
+                <w:sz w:val="19"/>
+              </w:rPr>
+              <w:t>)</w:t>
+            </w:r>
+          </w:p>
+        </w:tc>
+        <w:tc>
+          <w:tcPr>
+            <w:tcW w:type="dxa" w:w="3216"/>
+          </w:tcPr>
+          <w:p>
+            <w:pPr>
+              <w:spacing w:after="40"/>
+            </w:pPr>
+            <w:r/>
+            <w:r>
+              <w:rPr>
+                <w:rFonts w:ascii="Consolas" w:hAnsi="Consolas"/>
+                <w:color w:val="B4254A"/>
+                <w:sz w:val="19"/>
+              </w:rPr>
+              <w:t>same</w:t>
+            </w:r>
+          </w:p>
+        </w:tc>
+        <w:tc>
+          <w:tcPr>
+            <w:tcW w:type="dxa" w:w="3216"/>
+          </w:tcPr>
+          <w:p>
+            <w:pPr>
+              <w:spacing w:after="40"/>
+            </w:pPr>
+            <w:r/>
+            <w:r>
+              <w:rPr>
+                <w:sz w:val="19"/>
+              </w:rPr>
+              <w:t>a controlled domain — both columns draw from one vocabulary</w:t>
+            </w:r>
+          </w:p>
+        </w:tc>
+      </w:tr>
+      <w:tr>
+        <w:tc>
+          <w:tcPr>
+            <w:tcW w:type="dxa" w:w="3216"/>
+          </w:tcPr>
+          <w:p>
+            <w:pPr>
+              <w:spacing w:after="40"/>
+            </w:pPr>
+            <w:r/>
+            <w:r>
+              <w:rPr>
+                <w:sz w:val="19"/>
+              </w:rPr>
+              <w:t>Disjoint coded value sets</w:t>
+            </w:r>
+          </w:p>
+        </w:tc>
+        <w:tc>
+          <w:tcPr>
+            <w:tcW w:type="dxa" w:w="3216"/>
+          </w:tcPr>
+          <w:p>
+            <w:pPr>
+              <w:spacing w:after="40"/>
+            </w:pPr>
+            <w:r/>
+            <w:r>
+              <w:rPr>
+                <w:rFonts w:ascii="Consolas" w:hAnsi="Consolas"/>
+                <w:color w:val="B4254A"/>
+                <w:sz w:val="19"/>
+              </w:rPr>
+              <w:t>different</w:t>
+            </w:r>
+          </w:p>
+        </w:tc>
+        <w:tc>
+          <w:tcPr>
+            <w:tcW w:type="dxa" w:w="3216"/>
+          </w:tcPr>
+          <w:p>
+            <w:pPr>
+              <w:spacing w:after="40"/>
+            </w:pPr>
+            <w:r/>
+            <w:r>
+              <w:rPr>
+                <w:sz w:val="19"/>
+              </w:rPr>
+              <w:t>same word, different code lists</w:t>
+            </w:r>
+          </w:p>
+        </w:tc>
+      </w:tr>
+      <w:tr>
+        <w:tc>
+          <w:tcPr>
+            <w:tcW w:type="dxa" w:w="3216"/>
+          </w:tcPr>
+          <w:p>
+            <w:pPr>
+              <w:spacing w:after="40"/>
+            </w:pPr>
+            <w:r/>
+            <w:r>
+              <w:rPr>
+                <w:sz w:val="19"/>
+              </w:rPr>
+              <w:t xml:space="preserve">Identical </w:t>
+            </w:r>
+            <w:r>
+              <w:rPr>
+                <w:b/>
+                <w:sz w:val="19"/>
+              </w:rPr>
+              <w:t>distinctive</w:t>
+            </w:r>
+            <w:r>
+              <w:rPr>
+                <w:sz w:val="19"/>
+              </w:rPr>
+              <w:t xml:space="preserve"> format (</w:t>
+            </w:r>
+            <w:r>
+              <w:rPr>
+                <w:rFonts w:ascii="Consolas" w:hAnsi="Consolas"/>
+                <w:color w:val="B4254A"/>
+                <w:sz w:val="19"/>
+              </w:rPr>
+              <w:t>^AWC-[A-Z]{2}-\d{6}$</w:t>
+            </w:r>
+            <w:r>
+              <w:rPr>
+                <w:sz w:val="19"/>
+              </w:rPr>
+              <w:t>)</w:t>
+            </w:r>
+          </w:p>
+        </w:tc>
+        <w:tc>
+          <w:tcPr>
+            <w:tcW w:type="dxa" w:w="3216"/>
+          </w:tcPr>
+          <w:p>
+            <w:pPr>
+              <w:spacing w:after="40"/>
+            </w:pPr>
+            <w:r/>
+            <w:r>
+              <w:rPr>
+                <w:rFonts w:ascii="Consolas" w:hAnsi="Consolas"/>
+                <w:color w:val="B4254A"/>
+                <w:sz w:val="19"/>
+              </w:rPr>
+              <w:t>same</w:t>
+            </w:r>
+          </w:p>
+        </w:tc>
+        <w:tc>
+          <w:tcPr>
+            <w:tcW w:type="dxa" w:w="3216"/>
+          </w:tcPr>
+          <w:p>
+            <w:pPr>
+              <w:spacing w:after="40"/>
+            </w:pPr>
+            <w:r/>
+            <w:r>
+              <w:rPr>
+                <w:sz w:val="19"/>
+              </w:rPr>
+              <w:t>a code minted by one system for one purpose</w:t>
+            </w:r>
+          </w:p>
+        </w:tc>
+      </w:tr>
+      <w:tr>
+        <w:tc>
+          <w:tcPr>
+            <w:tcW w:type="dxa" w:w="3216"/>
+          </w:tcPr>
+          <w:p>
+            <w:pPr>
+              <w:spacing w:after="40"/>
+            </w:pPr>
+            <w:r/>
+            <w:r>
+              <w:rPr>
+                <w:sz w:val="19"/>
+              </w:rPr>
+              <w:t>Different formats</w:t>
+            </w:r>
+          </w:p>
+        </w:tc>
+        <w:tc>
+          <w:tcPr>
+            <w:tcW w:type="dxa" w:w="3216"/>
+          </w:tcPr>
+          <w:p>
+            <w:pPr>
+              <w:spacing w:after="40"/>
+            </w:pPr>
+            <w:r/>
+            <w:r>
+              <w:rPr>
+                <w:rFonts w:ascii="Consolas" w:hAnsi="Consolas"/>
+                <w:color w:val="B4254A"/>
+                <w:sz w:val="19"/>
+              </w:rPr>
+              <w:t>different</w:t>
+            </w:r>
+          </w:p>
+        </w:tc>
+        <w:tc>
+          <w:tcPr>
+            <w:tcW w:type="dxa" w:w="3216"/>
+          </w:tcPr>
+          <w:p>
+            <w:pPr>
+              <w:spacing w:after="40"/>
+            </w:pPr>
+            <w:r/>
+            <w:r>
+              <w:rPr>
+                <w:sz w:val="19"/>
+              </w:rPr>
+              <w:t>the values are shaped by different rules</w:t>
+            </w:r>
+          </w:p>
+        </w:tc>
+      </w:tr>
+      <w:tr>
+        <w:tc>
+          <w:tcPr>
+            <w:tcW w:type="dxa" w:w="3216"/>
+          </w:tcPr>
+          <w:p>
+            <w:pPr>
+              <w:spacing w:after="40"/>
+            </w:pPr>
+            <w:r/>
+            <w:r>
+              <w:rPr>
+                <w:sz w:val="19"/>
+              </w:rPr>
+              <w:t>PII class mismatch</w:t>
+            </w:r>
+          </w:p>
+        </w:tc>
+        <w:tc>
+          <w:tcPr>
+            <w:tcW w:type="dxa" w:w="3216"/>
+          </w:tcPr>
+          <w:p>
+            <w:pPr>
+              <w:spacing w:after="40"/>
+            </w:pPr>
+            <w:r/>
+            <w:r>
+              <w:rPr>
+                <w:rFonts w:ascii="Consolas" w:hAnsi="Consolas"/>
+                <w:color w:val="B4254A"/>
+                <w:sz w:val="19"/>
+              </w:rPr>
+              <w:t>different</w:t>
+            </w:r>
+          </w:p>
+        </w:tc>
+        <w:tc>
+          <w:tcPr>
+            <w:tcW w:type="dxa" w:w="3216"/>
+          </w:tcPr>
+          <w:p>
+            <w:pPr>
+              <w:spacing w:after="40"/>
+            </w:pPr>
+            <w:r/>
+            <w:r>
+              <w:rPr>
+                <w:sz w:val="19"/>
+              </w:rPr>
+              <w:t>the weakest signal, used last</w:t>
+            </w:r>
+          </w:p>
+        </w:tc>
+      </w:tr>
+    </w:tbl>
+    <w:p>
+      <w:pPr>
+        <w:spacing w:after="40"/>
+      </w:pPr>
+    </w:p>
+    <w:p>
+      <w:pPr>
+        <w:spacing w:before="120" w:after="160"/>
+        <w:ind w:left="216"/>
+        <w:shd w:val="clear" w:color="auto" w:fill="F0FDFA"/>
+        <w:pBdr>
+          <w:left w:val="single" w:sz="18" w:space="8" w:color="0F766E"/>
+        </w:pBdr>
+      </w:pPr>
+      <w:r>
+        <w:rPr>
+          <w:b/>
+          <w:sz w:val="20"/>
+        </w:rPr>
+        <w:t>A property of the data TYPE is not identity of the CONCEPT.</w:t>
+      </w:r>
+      <w:r>
+        <w:rPr>
+          <w:sz w:val="20"/>
+        </w:rPr>
+        <w:t xml:space="preserve"> This is the trap, and it bit this app twice. </w:t>
+      </w:r>
+      <w:r>
+        <w:rPr>
+          <w:rFonts w:ascii="Consolas" w:hAnsi="Consolas"/>
+          <w:color w:val="B4254A"/>
+          <w:sz w:val="20"/>
+        </w:rPr>
+        <w:t>^0\.\d{2}$</w:t>
+      </w:r>
+      <w:r>
+        <w:rPr>
+          <w:sz w:val="20"/>
+        </w:rPr>
+        <w:t xml:space="preserve"> means </w:t>
+      </w:r>
+      <w:r>
+        <w:rPr>
+          <w:i/>
+          <w:sz w:val="20"/>
+        </w:rPr>
+        <w:t>"a small decimal"</w:t>
+      </w:r>
+      <w:r>
+        <w:rPr>
+          <w:sz w:val="20"/>
+        </w:rPr>
+        <w:t xml:space="preserve"> — </w:t>
+      </w:r>
+      <w:r>
+        <w:rPr>
+          <w:rFonts w:ascii="Consolas" w:hAnsi="Consolas"/>
+          <w:color w:val="B4254A"/>
+          <w:sz w:val="20"/>
+        </w:rPr>
+        <w:t>lead_ppb</w:t>
+      </w:r>
+      <w:r>
+        <w:rPr>
+          <w:sz w:val="20"/>
+        </w:rPr>
+        <w:t xml:space="preserve">, </w:t>
+      </w:r>
+      <w:r>
+        <w:rPr>
+          <w:rFonts w:ascii="Consolas" w:hAnsi="Consolas"/>
+          <w:color w:val="B4254A"/>
+          <w:sz w:val="20"/>
+        </w:rPr>
+        <w:t>copper_ppm</w:t>
+      </w:r>
+      <w:r>
+        <w:rPr>
+          <w:sz w:val="20"/>
+        </w:rPr>
+        <w:t xml:space="preserve"> and </w:t>
+      </w:r>
+      <w:r>
+        <w:rPr>
+          <w:rFonts w:ascii="Consolas" w:hAnsi="Consolas"/>
+          <w:color w:val="B4254A"/>
+          <w:sz w:val="20"/>
+        </w:rPr>
+        <w:t>turbidity_ntu</w:t>
+      </w:r>
+      <w:r>
+        <w:rPr>
+          <w:sz w:val="20"/>
+        </w:rPr>
+        <w:t xml:space="preserve"> all match it. Scoring that as </w:t>
+      </w:r>
+      <w:r>
+        <w:rPr>
+          <w:i/>
+          <w:sz w:val="20"/>
+        </w:rPr>
+        <w:t>same concept</w:t>
+      </w:r>
+      <w:r>
+        <w:rPr>
+          <w:sz w:val="20"/>
+        </w:rPr>
+        <w:t xml:space="preserve"> ranked </w:t>
+      </w:r>
+      <w:r>
+        <w:rPr>
+          <w:rFonts w:ascii="Consolas" w:hAnsi="Consolas"/>
+          <w:color w:val="B4254A"/>
+          <w:sz w:val="20"/>
+        </w:rPr>
+        <w:t>Lead Ppb ← Turbidity Ntu</w:t>
+      </w:r>
+      <w:r>
+        <w:rPr>
+          <w:sz w:val="20"/>
+        </w:rPr>
+        <w:t xml:space="preserve"> at </w:t>
+      </w:r>
+      <w:r>
+        <w:rPr>
+          <w:b/>
+          <w:sz w:val="20"/>
+        </w:rPr>
+        <w:t>0.85 strong</w:t>
+      </w:r>
+      <w:r>
+        <w:rPr>
+          <w:sz w:val="20"/>
+        </w:rPr>
+        <w:t xml:space="preserve">, and merging it would have put one regulated contaminant's limits on another's term. Overlap has the same failure with numbers: </w:t>
+      </w:r>
+      <w:r>
+        <w:rPr>
+          <w:rFonts w:ascii="Consolas" w:hAnsi="Consolas"/>
+          <w:color w:val="B4254A"/>
+          <w:sz w:val="20"/>
+        </w:rPr>
+        <w:t>Paid Bills</w:t>
+      </w:r>
+      <w:r>
+        <w:rPr>
+          <w:sz w:val="20"/>
+        </w:rPr>
+        <w:t xml:space="preserve"> and </w:t>
+      </w:r>
+      <w:r>
+        <w:rPr>
+          <w:rFonts w:ascii="Consolas" w:hAnsi="Consolas"/>
+          <w:color w:val="B4254A"/>
+          <w:sz w:val="20"/>
+        </w:rPr>
+        <w:t>Outstanding Bills</w:t>
+      </w:r>
+      <w:r>
+        <w:rPr>
+          <w:sz w:val="20"/>
+        </w:rPr>
+        <w:t xml:space="preserve"> both draw from </w:t>
+      </w:r>
+      <w:r>
+        <w:rPr>
+          <w:rFonts w:ascii="Consolas" w:hAnsi="Consolas"/>
+          <w:color w:val="B4254A"/>
+          <w:sz w:val="20"/>
+        </w:rPr>
+        <w:t>{0, 1}</w:t>
+      </w:r>
+      <w:r>
+        <w:rPr>
+          <w:sz w:val="20"/>
+        </w:rPr>
+        <w:t xml:space="preserve">, scored </w:t>
+      </w:r>
+      <w:r>
+        <w:rPr>
+          <w:b/>
+          <w:sz w:val="20"/>
+        </w:rPr>
+        <w:t>100% overlap</w:t>
+      </w:r>
+      <w:r>
+        <w:rPr>
+          <w:sz w:val="20"/>
+        </w:rPr>
+        <w:t xml:space="preserve">, and are </w:t>
+      </w:r>
+      <w:r>
+        <w:rPr>
+          <w:i/>
+          <w:sz w:val="20"/>
+        </w:rPr>
+        <w:t>opposites</w:t>
+      </w:r>
+      <w:r>
+        <w:rPr>
+          <w:sz w:val="20"/>
+        </w:rPr>
+        <w:t xml:space="preserve">. Since </w:t>
+      </w:r>
+      <w:r>
+        <w:rPr>
+          <w:b/>
+          <w:sz w:val="20"/>
+        </w:rPr>
+        <w:t>1.23.0/1.24.0</w:t>
+      </w:r>
+      <w:r>
+        <w:rPr>
+          <w:sz w:val="20"/>
+        </w:rPr>
+        <w:t xml:space="preserve"> both signals are gated. A format counts only when it is </w:t>
+      </w:r>
+      <w:r>
+        <w:rPr>
+          <w:b/>
+          <w:sz w:val="20"/>
+        </w:rPr>
+        <w:t>distinctive</w:t>
+      </w:r>
+      <w:r>
+        <w:rPr>
+          <w:sz w:val="20"/>
+        </w:rPr>
+        <w:t xml:space="preserve"> — literal text something minted (</w:t>
+      </w:r>
+      <w:r>
+        <w:rPr>
+          <w:rFonts w:ascii="Consolas" w:hAnsi="Consolas"/>
+          <w:color w:val="B4254A"/>
+          <w:sz w:val="20"/>
+        </w:rPr>
+        <w:t>AWC-</w:t>
+      </w:r>
+      <w:r>
+        <w:rPr>
+          <w:sz w:val="20"/>
+        </w:rPr>
+        <w:t xml:space="preserve">), not bare digit classes. Overlap counts only for a </w:t>
+      </w:r>
+      <w:r>
+        <w:rPr>
+          <w:b/>
+          <w:sz w:val="20"/>
+        </w:rPr>
+        <w:t>coded vocabulary</w:t>
+      </w:r>
+      <w:r>
+        <w:rPr>
+          <w:sz w:val="20"/>
+        </w:rPr>
+        <w:t xml:space="preserve"> — at least one non-numeric value. Otherwise the advisor returns </w:t>
+      </w:r>
+      <w:r>
+        <w:rPr>
+          <w:b/>
+          <w:sz w:val="20"/>
+        </w:rPr>
+        <w:t>no verdict</w:t>
+      </w:r>
+      <w:r>
+        <w:rPr>
+          <w:sz w:val="20"/>
+        </w:rPr>
+        <w:t xml:space="preserve"> and says </w:t>
+      </w:r>
+      <w:r>
+        <w:rPr>
+          <w:i/>
+          <w:sz w:val="20"/>
+        </w:rPr>
+        <w:t>"too generic to identify a concept — compare the definitions"</w:t>
+      </w:r>
+      <w:r>
+        <w:rPr>
+          <w:sz w:val="20"/>
+        </w:rPr>
+        <w:t>, leaving the call to you.</w:t>
+      </w:r>
+    </w:p>
+    <w:p>
+      <w:pPr>
+        <w:spacing w:before="120" w:after="160"/>
+        <w:ind w:left="216"/>
+        <w:shd w:val="clear" w:color="auto" w:fill="F0FDFA"/>
+        <w:pBdr>
+          <w:left w:val="single" w:sz="18" w:space="8" w:color="0F766E"/>
+        </w:pBdr>
+      </w:pPr>
+      <w:r>
+        <w:rPr>
+          <w:b/>
+          <w:sz w:val="20"/>
+        </w:rPr>
+        <w:t>Read the ranking, not just the scores.</w:t>
+      </w:r>
+      <w:r>
+        <w:rPr>
+          <w:sz w:val="20"/>
+        </w:rPr>
+        <w:t xml:space="preserve"> The tell that scoring is measuring the wrong thing is when a </w:t>
+      </w:r>
+      <w:r>
+        <w:rPr>
+          <w:i/>
+          <w:sz w:val="20"/>
+        </w:rPr>
+        <w:t>correct</w:t>
+      </w:r>
+      <w:r>
+        <w:rPr>
+          <w:sz w:val="20"/>
+        </w:rPr>
+        <w:t xml:space="preserve"> answer ranks below wrong ones. In the run that exposed this, the one genuinely right merge — </w:t>
+      </w:r>
+      <w:r>
+        <w:rPr>
+          <w:rFonts w:ascii="Consolas" w:hAnsi="Consolas"/>
+          <w:color w:val="B4254A"/>
+          <w:sz w:val="20"/>
+        </w:rPr>
+        <w:t>Chlorine Residual ← Chlorine Residual Ppm</w:t>
+      </w:r>
+      <w:r>
+        <w:rPr>
+          <w:sz w:val="20"/>
+        </w:rPr>
+        <w:t xml:space="preserve"> — scored </w:t>
+      </w:r>
+      <w:r>
+        <w:rPr>
+          <w:b/>
+          <w:sz w:val="20"/>
+        </w:rPr>
+        <w:t>0.84 review</w:t>
+      </w:r>
+      <w:r>
+        <w:rPr>
+          <w:sz w:val="20"/>
+        </w:rPr>
+        <w:t xml:space="preserve">, </w:t>
+      </w:r>
+      <w:r>
+        <w:rPr>
+          <w:i/>
+          <w:sz w:val="20"/>
+        </w:rPr>
+        <w:t>below</w:t>
+      </w:r>
+      <w:r>
+        <w:rPr>
+          <w:sz w:val="20"/>
+        </w:rPr>
+        <w:t xml:space="preserve"> three false positives at 0.85 strong, because name identity was being outranked by format identity.</w:t>
+      </w:r>
+    </w:p>
+    <w:p>
+      <w:pPr>
+        <w:spacing w:before="120" w:after="160"/>
+        <w:ind w:left="216"/>
+        <w:shd w:val="clear" w:color="auto" w:fill="F0FDFA"/>
+        <w:pBdr>
+          <w:left w:val="single" w:sz="18" w:space="8" w:color="0F766E"/>
+        </w:pBdr>
+      </w:pPr>
+      <w:r>
+        <w:rPr>
+          <w:b/>
+          <w:sz w:val="20"/>
+        </w:rPr>
+        <w:t>Find similar is a different tool from the duplicate resolver.</w:t>
+      </w:r>
+      <w:r>
+        <w:rPr>
+          <w:sz w:val="20"/>
+        </w:rPr>
+        <w:t xml:space="preserve"> The resolver groups </w:t>
+      </w:r>
+      <w:r>
+        <w:rPr>
+          <w:b/>
+          <w:sz w:val="20"/>
+        </w:rPr>
+        <w:t>identical names</w:t>
+      </w:r>
+      <w:r>
+        <w:rPr>
+          <w:sz w:val="20"/>
+        </w:rPr>
+        <w:t xml:space="preserve">; </w:t>
+      </w:r>
+      <w:r>
+        <w:rPr>
+          <w:i/>
+          <w:sz w:val="20"/>
+        </w:rPr>
+        <w:t>Find similar</w:t>
+      </w:r>
+      <w:r>
+        <w:rPr>
+          <w:sz w:val="20"/>
+        </w:rPr>
+        <w:t xml:space="preserve"> proposes merges across </w:t>
+      </w:r>
+      <w:r>
+        <w:rPr>
+          <w:b/>
+          <w:sz w:val="20"/>
+        </w:rPr>
+        <w:t>different</w:t>
+      </w:r>
+      <w:r>
+        <w:rPr>
+          <w:sz w:val="20"/>
+        </w:rPr>
+        <w:t xml:space="preserve"> names (</w:t>
+      </w:r>
+      <w:r>
+        <w:rPr>
+          <w:rFonts w:ascii="Consolas" w:hAnsi="Consolas"/>
+          <w:color w:val="B4254A"/>
+          <w:sz w:val="20"/>
+        </w:rPr>
+        <w:t>phone</w:t>
+      </w:r>
+      <w:r>
+        <w:rPr>
+          <w:sz w:val="20"/>
+        </w:rPr>
+        <w:t xml:space="preserve"> vs </w:t>
+      </w:r>
+      <w:r>
+        <w:rPr>
+          <w:rFonts w:ascii="Consolas" w:hAnsi="Consolas"/>
+          <w:color w:val="B4254A"/>
+          <w:sz w:val="20"/>
+        </w:rPr>
+        <w:t>cust_phone_no</w:t>
+      </w:r>
+      <w:r>
+        <w:rPr>
+          <w:sz w:val="20"/>
+        </w:rPr>
+        <w:t xml:space="preserve">). A pair like </w:t>
+      </w:r>
+      <w:r>
+        <w:rPr>
+          <w:rFonts w:ascii="Consolas" w:hAnsi="Consolas"/>
+          <w:color w:val="B4254A"/>
+          <w:sz w:val="20"/>
+        </w:rPr>
+        <w:t>Chlorine Residual</w:t>
+      </w:r>
+      <w:r>
+        <w:rPr>
+          <w:sz w:val="20"/>
+        </w:rPr>
+        <w:t xml:space="preserve"> / </w:t>
+      </w:r>
+      <w:r>
+        <w:rPr>
+          <w:rFonts w:ascii="Consolas" w:hAnsi="Consolas"/>
+          <w:color w:val="B4254A"/>
+          <w:sz w:val="20"/>
+        </w:rPr>
+        <w:t>Chlorine Residual Ppm</w:t>
+      </w:r>
+      <w:r>
+        <w:rPr>
+          <w:sz w:val="20"/>
+        </w:rPr>
+        <w:t xml:space="preserve"> can only be found by the latter — and merging there </w:t>
+      </w:r>
+      <w:r>
+        <w:rPr>
+          <w:i/>
+          <w:sz w:val="20"/>
+        </w:rPr>
+        <w:t>renames</w:t>
+      </w:r>
+      <w:r>
+        <w:rPr>
+          <w:sz w:val="20"/>
+        </w:rPr>
+        <w:t xml:space="preserve"> one to the other, which then creates a same-name group for the resolver to fold. Two steps by design.</w:t>
       </w:r>
     </w:p>
     <w:p>
